--- a/dokumentacja.docx
+++ b/dokumentacja.docx
@@ -7,6 +7,12 @@
         <w:t>28.05.2026 – rozpoczęcie projektu</w:t>
       </w:r>
     </w:p>
+    <w:p>
+      <w:r>
+        <w:t>28.05.2026 – pierwszy pomysł</w:t>
+      </w:r>
+    </w:p>
+    <w:p/>
     <w:sectPr>
       <w:pgSz w:w="11906" w:h="16838"/>
       <w:pgMar w:top="1417" w:right="1417" w:bottom="1417" w:left="1417" w:header="708" w:footer="708" w:gutter="0"/>
@@ -176,6 +182,7 @@
   <w:style w:type="paragraph" w:default="1" w:styleId="Normalny">
     <w:name w:val="Normal"/>
     <w:qFormat/>
+    <w:rsid w:val="006833FB"/>
   </w:style>
   <w:style w:type="character" w:default="1" w:styleId="Domylnaczcionkaakapitu">
     <w:name w:val="Default Paragraph Font"/>
